--- a/乙級筆試資料/資訊相關職類共用-900110A10.docx
+++ b/乙級筆試資料/資訊相關職類共用-900110A10.docx
@@ -119,32 +119,56 @@
         </w:numPr>
         <w:spacing w:beforeLines="50" w:before="120" w:afterLines="50" w:after="120" w:line="240" w:lineRule="auto"/>
         <w:ind w:hanging="403"/>
-      </w:pPr>
-      <w:r>
-        <w:rPr>
-          <w:color w:val="E7E6E6" w:themeColor="background2"/>
+        <w:rPr>
+          <w:color w:val="D0CECE" w:themeColor="background2" w:themeShade="E6"/>
+        </w:rPr>
+      </w:pPr>
+      <w:r>
+        <w:rPr>
+          <w:color w:val="D0CECE" w:themeColor="background2" w:themeShade="E6"/>
         </w:rPr>
         <w:t>(2)</w:t>
       </w:r>
       <w:r>
+        <w:rPr>
+          <w:color w:val="D0CECE" w:themeColor="background2" w:themeShade="E6"/>
+        </w:rPr>
         <w:t xml:space="preserve"> 負責電腦開機時執行系統自動偵測及支援相關應用程式，具輸入輸出功能的元件為下列何者？①DOS</w:t>
       </w:r>
       <w:r>
+        <w:rPr>
+          <w:color w:val="D0CECE" w:themeColor="background2" w:themeShade="E6"/>
+        </w:rPr>
         <w:t xml:space="preserve"> </w:t>
       </w:r>
       <w:r>
+        <w:rPr>
+          <w:color w:val="D0CECE" w:themeColor="background2" w:themeShade="E6"/>
+        </w:rPr>
         <w:t>②BIOS</w:t>
       </w:r>
       <w:r>
+        <w:rPr>
+          <w:color w:val="D0CECE" w:themeColor="background2" w:themeShade="E6"/>
+        </w:rPr>
         <w:t xml:space="preserve"> </w:t>
       </w:r>
       <w:r>
+        <w:rPr>
+          <w:color w:val="D0CECE" w:themeColor="background2" w:themeShade="E6"/>
+        </w:rPr>
         <w:t>③I/O</w:t>
       </w:r>
       <w:r>
+        <w:rPr>
+          <w:color w:val="D0CECE" w:themeColor="background2" w:themeShade="E6"/>
+        </w:rPr>
         <w:t xml:space="preserve"> </w:t>
       </w:r>
       <w:r>
+        <w:rPr>
+          <w:color w:val="D0CECE" w:themeColor="background2" w:themeShade="E6"/>
+        </w:rPr>
         <w:t xml:space="preserve">④RAM。 </w:t>
       </w:r>
     </w:p>
@@ -222,22 +246,34 @@
         </w:numPr>
         <w:spacing w:beforeLines="50" w:before="120" w:afterLines="50" w:after="120" w:line="240" w:lineRule="auto"/>
         <w:ind w:hanging="403"/>
-      </w:pPr>
-      <w:r>
-        <w:rPr>
-          <w:color w:val="E7E6E6" w:themeColor="background2"/>
+        <w:rPr>
+          <w:color w:val="D0CECE" w:themeColor="background2" w:themeShade="E6"/>
+        </w:rPr>
+      </w:pPr>
+      <w:r>
+        <w:rPr>
+          <w:color w:val="D0CECE" w:themeColor="background2" w:themeShade="E6"/>
         </w:rPr>
         <w:t>(2)</w:t>
       </w:r>
       <w:r>
+        <w:rPr>
+          <w:color w:val="D0CECE" w:themeColor="background2" w:themeShade="E6"/>
+        </w:rPr>
         <w:t xml:space="preserve"> 下列技術何者為一個處理器中含有兩個執行單元，可以同時執行兩個並行執行</w:t>
       </w:r>
       <w:proofErr w:type="gramStart"/>
       <w:r>
+        <w:rPr>
+          <w:color w:val="D0CECE" w:themeColor="background2" w:themeShade="E6"/>
+        </w:rPr>
         <w:t>緒</w:t>
       </w:r>
       <w:proofErr w:type="gramEnd"/>
       <w:r>
+        <w:rPr>
+          <w:color w:val="D0CECE" w:themeColor="background2" w:themeShade="E6"/>
+        </w:rPr>
         <w:t xml:space="preserve">，以提升處理器的運算效能與多工作業的能力？①超執行緒(Hyper Thread)②雙核心(Dual Core)③超純量(Super Scala r)④單指令多資料(Single Instruction Multiple Data)。 </w:t>
       </w:r>
     </w:p>
@@ -249,14 +285,20 @@
         </w:numPr>
         <w:spacing w:beforeLines="50" w:before="120" w:afterLines="50" w:after="120" w:line="240" w:lineRule="auto"/>
         <w:ind w:hanging="403"/>
-      </w:pPr>
-      <w:r>
-        <w:rPr>
-          <w:color w:val="E7E6E6" w:themeColor="background2"/>
+        <w:rPr>
+          <w:color w:val="D0CECE" w:themeColor="background2" w:themeShade="E6"/>
+        </w:rPr>
+      </w:pPr>
+      <w:r>
+        <w:rPr>
+          <w:color w:val="D0CECE" w:themeColor="background2" w:themeShade="E6"/>
         </w:rPr>
         <w:t>(1)</w:t>
       </w:r>
       <w:r>
+        <w:rPr>
+          <w:color w:val="D0CECE" w:themeColor="background2" w:themeShade="E6"/>
+        </w:rPr>
         <w:t xml:space="preserve"> 下列技術何者為將一個處理器模擬成多個邏輯處理器，以提升程式執行之效能？①超執行緒(Hyper Thread)②雙核心(Dual Core)③超純量(Super Scalar)④單指令多資料(Single Instruction Multiple Data)。 </w:t>
       </w:r>
     </w:p>
@@ -362,20 +404,32 @@
         </w:numPr>
         <w:spacing w:beforeLines="50" w:before="120" w:afterLines="50" w:after="120" w:line="240" w:lineRule="auto"/>
         <w:ind w:hanging="403"/>
-      </w:pPr>
-      <w:r>
-        <w:rPr>
-          <w:color w:val="E7E6E6" w:themeColor="background2"/>
+        <w:rPr>
+          <w:color w:val="D0CECE" w:themeColor="background2" w:themeShade="E6"/>
+        </w:rPr>
+      </w:pPr>
+      <w:r>
+        <w:rPr>
+          <w:color w:val="D0CECE" w:themeColor="background2" w:themeShade="E6"/>
         </w:rPr>
         <w:t>(4)</w:t>
       </w:r>
       <w:r>
+        <w:rPr>
+          <w:color w:val="D0CECE" w:themeColor="background2" w:themeShade="E6"/>
+        </w:rPr>
         <w:t xml:space="preserve"> 有 A、B 兩個大小相同的檔案，A 檔案儲存在硬碟連續的位置，而 B 檔案儲存在硬碟分散的位置，因此 A 檔案的存取時間比 B 檔案少，下列何者為主要影響因素？①CPU 執行時間(Execution Time)</w:t>
       </w:r>
       <w:r>
+        <w:rPr>
+          <w:color w:val="D0CECE" w:themeColor="background2" w:themeShade="E6"/>
+        </w:rPr>
         <w:t xml:space="preserve"> </w:t>
       </w:r>
       <w:r>
+        <w:rPr>
+          <w:color w:val="D0CECE" w:themeColor="background2" w:themeShade="E6"/>
+        </w:rPr>
         <w:t xml:space="preserve">②記憶體存取時間(Memory Access Time)③傳送時間(Transfer Time)④搜尋時間(Seek Time)。 </w:t>
       </w:r>
     </w:p>
@@ -482,41 +536,59 @@
         </w:numPr>
         <w:spacing w:beforeLines="50" w:before="120" w:afterLines="50" w:after="120" w:line="240" w:lineRule="auto"/>
         <w:ind w:hanging="403"/>
-      </w:pPr>
-      <w:r>
-        <w:rPr>
-          <w:color w:val="E7E6E6" w:themeColor="background2"/>
+        <w:rPr>
+          <w:color w:val="D0CECE" w:themeColor="background2" w:themeShade="E6"/>
+        </w:rPr>
+      </w:pPr>
+      <w:r>
+        <w:rPr>
+          <w:color w:val="D0CECE" w:themeColor="background2" w:themeShade="E6"/>
         </w:rPr>
         <w:t>(1)</w:t>
       </w:r>
       <w:r>
+        <w:rPr>
+          <w:color w:val="D0CECE" w:themeColor="background2" w:themeShade="E6"/>
+        </w:rPr>
         <w:t xml:space="preserve"> 下列何者為 RAID(Redundant Array of Independent Disks)技術的主要用途？①儲存資料</w:t>
       </w:r>
       <w:r>
         <w:rPr>
           <w:rFonts w:hint="eastAsia"/>
+          <w:color w:val="D0CECE" w:themeColor="background2" w:themeShade="E6"/>
         </w:rPr>
         <w:t xml:space="preserve"> </w:t>
       </w:r>
       <w:r>
+        <w:rPr>
+          <w:color w:val="D0CECE" w:themeColor="background2" w:themeShade="E6"/>
+        </w:rPr>
         <w:t>②傳輸資料</w:t>
       </w:r>
       <w:r>
         <w:rPr>
           <w:rFonts w:hint="eastAsia"/>
+          <w:color w:val="D0CECE" w:themeColor="background2" w:themeShade="E6"/>
         </w:rPr>
         <w:t xml:space="preserve"> </w:t>
       </w:r>
       <w:r>
+        <w:rPr>
+          <w:color w:val="D0CECE" w:themeColor="background2" w:themeShade="E6"/>
+        </w:rPr>
         <w:t>③播放音樂</w:t>
       </w:r>
       <w:r>
         <w:rPr>
           <w:rFonts w:hint="eastAsia"/>
+          <w:color w:val="D0CECE" w:themeColor="background2" w:themeShade="E6"/>
         </w:rPr>
         <w:t xml:space="preserve"> </w:t>
       </w:r>
       <w:r>
+        <w:rPr>
+          <w:color w:val="D0CECE" w:themeColor="background2" w:themeShade="E6"/>
+        </w:rPr>
         <w:t xml:space="preserve">④播放影片。 </w:t>
       </w:r>
     </w:p>
@@ -528,14 +600,20 @@
         </w:numPr>
         <w:spacing w:beforeLines="50" w:before="120" w:afterLines="50" w:after="120" w:line="240" w:lineRule="auto"/>
         <w:ind w:hanging="403"/>
-      </w:pPr>
-      <w:r>
-        <w:rPr>
-          <w:color w:val="E7E6E6" w:themeColor="background2"/>
+        <w:rPr>
+          <w:color w:val="D0CECE" w:themeColor="background2" w:themeShade="E6"/>
+        </w:rPr>
+      </w:pPr>
+      <w:r>
+        <w:rPr>
+          <w:color w:val="D0CECE" w:themeColor="background2" w:themeShade="E6"/>
         </w:rPr>
         <w:t>(1)</w:t>
       </w:r>
       <w:r>
+        <w:rPr>
+          <w:color w:val="D0CECE" w:themeColor="background2" w:themeShade="E6"/>
+        </w:rPr>
         <w:t xml:space="preserve"> 硬碟的轉速會影響磁碟機在讀取檔案時所需花的下列何種時間？①旋轉延遲(Rotational Latency)② 尋找時間(Seek Time)③資料傳輸(Transfer Time)④磁頭切換(Head Switching)。 </w:t>
       </w:r>
     </w:p>
@@ -547,14 +625,20 @@
         </w:numPr>
         <w:spacing w:beforeLines="50" w:before="120" w:afterLines="50" w:after="120" w:line="240" w:lineRule="auto"/>
         <w:ind w:hanging="403"/>
-      </w:pPr>
-      <w:r>
-        <w:rPr>
-          <w:color w:val="E7E6E6" w:themeColor="background2"/>
+        <w:rPr>
+          <w:color w:val="D0CECE" w:themeColor="background2" w:themeShade="E6"/>
+        </w:rPr>
+      </w:pPr>
+      <w:r>
+        <w:rPr>
+          <w:color w:val="D0CECE" w:themeColor="background2" w:themeShade="E6"/>
         </w:rPr>
         <w:t>(3)</w:t>
       </w:r>
       <w:r>
+        <w:rPr>
+          <w:color w:val="D0CECE" w:themeColor="background2" w:themeShade="E6"/>
+        </w:rPr>
         <w:t xml:space="preserve"> 微處理器與外部連接之各種訊號匯流排，何者具有雙向流通性？①控制匯流排②狀態匯流排③資料匯流排④位址匯流排。 </w:t>
       </w:r>
     </w:p>
@@ -645,14 +729,20 @@
         </w:numPr>
         <w:spacing w:beforeLines="50" w:before="120" w:afterLines="50" w:after="120" w:line="240" w:lineRule="auto"/>
         <w:ind w:hanging="403"/>
-      </w:pPr>
-      <w:r>
-        <w:rPr>
-          <w:color w:val="E7E6E6" w:themeColor="background2"/>
+        <w:rPr>
+          <w:color w:val="D0CECE" w:themeColor="background2" w:themeShade="E6"/>
+        </w:rPr>
+      </w:pPr>
+      <w:r>
+        <w:rPr>
+          <w:color w:val="D0CECE" w:themeColor="background2" w:themeShade="E6"/>
         </w:rPr>
         <w:t>(1)</w:t>
       </w:r>
       <w:r>
+        <w:rPr>
+          <w:color w:val="D0CECE" w:themeColor="background2" w:themeShade="E6"/>
+        </w:rPr>
         <w:t xml:space="preserve"> 下列何者為制定網際網路(Internet)相關標準的機構？①IETF②IEEE③ANSI④ISO。 </w:t>
       </w:r>
     </w:p>
@@ -664,14 +754,20 @@
         </w:numPr>
         <w:spacing w:beforeLines="50" w:before="120" w:afterLines="50" w:after="120" w:line="240" w:lineRule="auto"/>
         <w:ind w:hanging="403"/>
-      </w:pPr>
-      <w:r>
-        <w:rPr>
-          <w:color w:val="E7E6E6" w:themeColor="background2"/>
+        <w:rPr>
+          <w:color w:val="D0CECE" w:themeColor="background2" w:themeShade="E6"/>
+        </w:rPr>
+      </w:pPr>
+      <w:r>
+        <w:rPr>
+          <w:color w:val="D0CECE" w:themeColor="background2" w:themeShade="E6"/>
         </w:rPr>
         <w:t>(3)</w:t>
       </w:r>
       <w:r>
+        <w:rPr>
+          <w:color w:val="D0CECE" w:themeColor="background2" w:themeShade="E6"/>
+        </w:rPr>
         <w:t xml:space="preserve"> 下列何者為專有名詞「WWW」之中文名稱？①區域網路②網際網路③全球資訊網④社群網路。 </w:t>
       </w:r>
     </w:p>
@@ -848,14 +944,20 @@
         </w:numPr>
         <w:spacing w:beforeLines="50" w:before="120" w:afterLines="50" w:after="120" w:line="240" w:lineRule="auto"/>
         <w:ind w:hanging="403"/>
-      </w:pPr>
-      <w:r>
-        <w:rPr>
-          <w:color w:val="E7E6E6" w:themeColor="background2"/>
+        <w:rPr>
+          <w:color w:val="D0CECE" w:themeColor="background2" w:themeShade="E6"/>
+        </w:rPr>
+      </w:pPr>
+      <w:r>
+        <w:rPr>
+          <w:color w:val="D0CECE" w:themeColor="background2" w:themeShade="E6"/>
         </w:rPr>
         <w:t>(1)</w:t>
       </w:r>
       <w:r>
+        <w:rPr>
+          <w:color w:val="D0CECE" w:themeColor="background2" w:themeShade="E6"/>
+        </w:rPr>
         <w:t xml:space="preserve"> 下列何者是較為安全的加密傳輸協定？①SSH②HTTP③FTP④SMTP。 </w:t>
       </w:r>
     </w:p>
@@ -867,30 +969,48 @@
         </w:numPr>
         <w:spacing w:beforeLines="50" w:before="120" w:afterLines="50" w:after="120" w:line="240" w:lineRule="auto"/>
         <w:ind w:hanging="403"/>
-      </w:pPr>
-      <w:r>
-        <w:rPr>
-          <w:color w:val="E7E6E6" w:themeColor="background2"/>
+        <w:rPr>
+          <w:color w:val="D0CECE" w:themeColor="background2" w:themeShade="E6"/>
+        </w:rPr>
+      </w:pPr>
+      <w:r>
+        <w:rPr>
+          <w:color w:val="D0CECE" w:themeColor="background2" w:themeShade="E6"/>
         </w:rPr>
         <w:t>(4)</w:t>
       </w:r>
       <w:r>
+        <w:rPr>
+          <w:color w:val="D0CECE" w:themeColor="background2" w:themeShade="E6"/>
+        </w:rPr>
         <w:t xml:space="preserve"> </w:t>
       </w:r>
       <w:proofErr w:type="gramStart"/>
       <w:r>
+        <w:rPr>
+          <w:color w:val="D0CECE" w:themeColor="background2" w:themeShade="E6"/>
+        </w:rPr>
         <w:t>物聯網</w:t>
       </w:r>
       <w:proofErr w:type="gramEnd"/>
       <w:r>
+        <w:rPr>
+          <w:color w:val="D0CECE" w:themeColor="background2" w:themeShade="E6"/>
+        </w:rPr>
         <w:t>(</w:t>
       </w:r>
       <w:proofErr w:type="spellStart"/>
       <w:r>
+        <w:rPr>
+          <w:color w:val="D0CECE" w:themeColor="background2" w:themeShade="E6"/>
+        </w:rPr>
         <w:t>IoT</w:t>
       </w:r>
       <w:proofErr w:type="spellEnd"/>
       <w:r>
+        <w:rPr>
+          <w:color w:val="D0CECE" w:themeColor="background2" w:themeShade="E6"/>
+        </w:rPr>
         <w:t xml:space="preserve">)通訊物件通常具備移動性，為支援這樣的通訊特性，需求的網路技術主要為下列何者？①分散式運算②網格運算③跨網域運算能力④物件動態連結。 </w:t>
       </w:r>
     </w:p>
@@ -961,14 +1081,20 @@
         </w:numPr>
         <w:spacing w:beforeLines="50" w:before="120" w:afterLines="50" w:after="120" w:line="240" w:lineRule="auto"/>
         <w:ind w:hanging="403"/>
-      </w:pPr>
-      <w:r>
-        <w:rPr>
-          <w:color w:val="E7E6E6" w:themeColor="background2"/>
+        <w:rPr>
+          <w:color w:val="D0CECE" w:themeColor="background2" w:themeShade="E6"/>
+        </w:rPr>
+      </w:pPr>
+      <w:r>
+        <w:rPr>
+          <w:color w:val="D0CECE" w:themeColor="background2" w:themeShade="E6"/>
         </w:rPr>
         <w:t>(2)</w:t>
       </w:r>
       <w:r>
+        <w:rPr>
+          <w:color w:val="D0CECE" w:themeColor="background2" w:themeShade="E6"/>
+        </w:rPr>
         <w:t xml:space="preserve"> 當一個區域網路過於忙碌，打算將其分開成兩個子網路時，此時應加裝下列何種裝置？①路徑器(Router)②橋接器(Bridge)③閘道器(Gateway)④網路連接器(Connector)。 </w:t>
       </w:r>
     </w:p>
@@ -1075,14 +1201,20 @@
         </w:numPr>
         <w:spacing w:beforeLines="50" w:before="120" w:afterLines="50" w:after="120" w:line="240" w:lineRule="auto"/>
         <w:ind w:hanging="403"/>
-      </w:pPr>
-      <w:r>
-        <w:rPr>
-          <w:color w:val="E7E6E6" w:themeColor="background2"/>
+        <w:rPr>
+          <w:color w:val="D0CECE" w:themeColor="background2" w:themeShade="E6"/>
+        </w:rPr>
+      </w:pPr>
+      <w:r>
+        <w:rPr>
+          <w:color w:val="D0CECE" w:themeColor="background2" w:themeShade="E6"/>
         </w:rPr>
         <w:t>(2)</w:t>
       </w:r>
       <w:r>
+        <w:rPr>
+          <w:color w:val="D0CECE" w:themeColor="background2" w:themeShade="E6"/>
+        </w:rPr>
         <w:t xml:space="preserve"> 下列何種 IEEE Wireless LAN 標準的傳輸速率最低？①802.11a②802.11b③802.11g④802.11n。 </w:t>
       </w:r>
     </w:p>
@@ -1113,22 +1245,34 @@
         </w:numPr>
         <w:spacing w:beforeLines="50" w:before="120" w:afterLines="50" w:after="120" w:line="240" w:lineRule="auto"/>
         <w:ind w:hanging="403"/>
-      </w:pPr>
-      <w:r>
-        <w:rPr>
-          <w:color w:val="E7E6E6" w:themeColor="background2"/>
+        <w:rPr>
+          <w:color w:val="D0CECE" w:themeColor="background2" w:themeShade="E6"/>
+        </w:rPr>
+      </w:pPr>
+      <w:r>
+        <w:rPr>
+          <w:color w:val="D0CECE" w:themeColor="background2" w:themeShade="E6"/>
         </w:rPr>
         <w:t>(2)</w:t>
       </w:r>
       <w:r>
+        <w:rPr>
+          <w:color w:val="D0CECE" w:themeColor="background2" w:themeShade="E6"/>
+        </w:rPr>
         <w:t xml:space="preserve"> 下列何種服務可將 Domain Name 對應為 IP 位址？①</w:t>
       </w:r>
       <w:proofErr w:type="spellStart"/>
       <w:r>
+        <w:rPr>
+          <w:color w:val="D0CECE" w:themeColor="background2" w:themeShade="E6"/>
+        </w:rPr>
         <w:t>WINS②DNS③DHCP④Proxy</w:t>
       </w:r>
       <w:proofErr w:type="spellEnd"/>
       <w:r>
+        <w:rPr>
+          <w:color w:val="D0CECE" w:themeColor="background2" w:themeShade="E6"/>
+        </w:rPr>
         <w:t xml:space="preserve">。 </w:t>
       </w:r>
     </w:p>
@@ -1140,14 +1284,20 @@
         </w:numPr>
         <w:spacing w:beforeLines="50" w:before="120" w:afterLines="50" w:after="120" w:line="240" w:lineRule="auto"/>
         <w:ind w:hanging="403"/>
-      </w:pPr>
-      <w:r>
-        <w:rPr>
-          <w:color w:val="E7E6E6" w:themeColor="background2"/>
+        <w:rPr>
+          <w:color w:val="D0CECE" w:themeColor="background2" w:themeShade="E6"/>
+        </w:rPr>
+      </w:pPr>
+      <w:r>
+        <w:rPr>
+          <w:color w:val="D0CECE" w:themeColor="background2" w:themeShade="E6"/>
         </w:rPr>
         <w:t>(3)</w:t>
       </w:r>
       <w:r>
+        <w:rPr>
+          <w:color w:val="D0CECE" w:themeColor="background2" w:themeShade="E6"/>
+        </w:rPr>
         <w:t xml:space="preserve"> 下列何者不是 NFC (Near Field Communication)的功用？①電子錢包②電子票證③行車導航④資料交換。 </w:t>
       </w:r>
     </w:p>
@@ -1187,22 +1337,34 @@
         </w:numPr>
         <w:spacing w:beforeLines="50" w:before="120" w:afterLines="50" w:after="120" w:line="240" w:lineRule="auto"/>
         <w:ind w:hanging="403"/>
-      </w:pPr>
-      <w:r>
-        <w:rPr>
-          <w:color w:val="E7E6E6" w:themeColor="background2"/>
+        <w:rPr>
+          <w:color w:val="D0CECE" w:themeColor="background2" w:themeShade="E6"/>
+        </w:rPr>
+      </w:pPr>
+      <w:r>
+        <w:rPr>
+          <w:color w:val="D0CECE" w:themeColor="background2" w:themeShade="E6"/>
         </w:rPr>
         <w:t>(3)</w:t>
       </w:r>
       <w:r>
+        <w:rPr>
+          <w:color w:val="D0CECE" w:themeColor="background2" w:themeShade="E6"/>
+        </w:rPr>
         <w:t xml:space="preserve"> 有關 OTG(On-The-Go)之敘述，下列何者正確？①可以將兩個隨身碟連接複製資料②可以提昇隨身碟資料傳送之速度③可以將隨身碟連接到手機，讓手機存取隨身碟之資料④可以讓隨身碟直接透過 </w:t>
       </w:r>
       <w:proofErr w:type="spellStart"/>
       <w:r>
+        <w:rPr>
+          <w:color w:val="D0CECE" w:themeColor="background2" w:themeShade="E6"/>
+        </w:rPr>
         <w:t>WiFi</w:t>
       </w:r>
       <w:proofErr w:type="spellEnd"/>
       <w:r>
+        <w:rPr>
+          <w:color w:val="D0CECE" w:themeColor="background2" w:themeShade="E6"/>
+        </w:rPr>
         <w:t xml:space="preserve"> 傳送資料到雲端。 </w:t>
       </w:r>
     </w:p>
@@ -1214,22 +1376,34 @@
         </w:numPr>
         <w:spacing w:beforeLines="50" w:before="120" w:afterLines="50" w:after="120" w:line="240" w:lineRule="auto"/>
         <w:ind w:hanging="403"/>
-      </w:pPr>
-      <w:r>
-        <w:rPr>
-          <w:color w:val="E7E6E6" w:themeColor="background2"/>
+        <w:rPr>
+          <w:color w:val="D0CECE" w:themeColor="background2" w:themeShade="E6"/>
+        </w:rPr>
+      </w:pPr>
+      <w:r>
+        <w:rPr>
+          <w:color w:val="D0CECE" w:themeColor="background2" w:themeShade="E6"/>
         </w:rPr>
         <w:t>(1)</w:t>
       </w:r>
       <w:r>
+        <w:rPr>
+          <w:color w:val="D0CECE" w:themeColor="background2" w:themeShade="E6"/>
+        </w:rPr>
         <w:t xml:space="preserve"> 根據美國國家標準與技術研究院(NIST)對雲端的定義，下列何者「不是」雲端運算(Cloud Computing)之服務模式？①內容即服務（Content as a Service, </w:t>
       </w:r>
       <w:proofErr w:type="spellStart"/>
       <w:r>
+        <w:rPr>
+          <w:color w:val="D0CECE" w:themeColor="background2" w:themeShade="E6"/>
+        </w:rPr>
         <w:t>CaaS</w:t>
       </w:r>
       <w:proofErr w:type="spellEnd"/>
       <w:r>
+        <w:rPr>
+          <w:color w:val="D0CECE" w:themeColor="background2" w:themeShade="E6"/>
+        </w:rPr>
         <w:t xml:space="preserve">）②基礎架構即服務（Infrastructure as  a Service, IaaS）③平台即服務（Platform as a Service, PaaS）④軟體即服務（Software as a Service, SaaS）。 </w:t>
       </w:r>
     </w:p>
@@ -1241,22 +1415,34 @@
         </w:numPr>
         <w:spacing w:beforeLines="50" w:before="120" w:afterLines="50" w:after="120" w:line="240" w:lineRule="auto"/>
         <w:ind w:hanging="403"/>
-      </w:pPr>
-      <w:r>
-        <w:rPr>
-          <w:color w:val="E7E6E6" w:themeColor="background2"/>
+        <w:rPr>
+          <w:color w:val="D0CECE" w:themeColor="background2" w:themeShade="E6"/>
+        </w:rPr>
+      </w:pPr>
+      <w:r>
+        <w:rPr>
+          <w:color w:val="D0CECE" w:themeColor="background2" w:themeShade="E6"/>
         </w:rPr>
         <w:t>(2)</w:t>
       </w:r>
       <w:r>
+        <w:rPr>
+          <w:color w:val="D0CECE" w:themeColor="background2" w:themeShade="E6"/>
+        </w:rPr>
         <w:t xml:space="preserve"> 下列何種雲端服務可供使用者開發應用軟體？①Software as a Service (SaaS)②Platform as a </w:t>
       </w:r>
       <w:proofErr w:type="spellStart"/>
       <w:r>
+        <w:rPr>
+          <w:color w:val="D0CECE" w:themeColor="background2" w:themeShade="E6"/>
+        </w:rPr>
         <w:t>Servic</w:t>
       </w:r>
       <w:proofErr w:type="spellEnd"/>
       <w:r>
+        <w:rPr>
+          <w:color w:val="D0CECE" w:themeColor="background2" w:themeShade="E6"/>
+        </w:rPr>
         <w:t xml:space="preserve"> e (PaaS)③Information as a Service (IaaS)④Infrastructure as a Service (IaaS)。 </w:t>
       </w:r>
     </w:p>
@@ -1402,22 +1588,34 @@
         </w:numPr>
         <w:spacing w:beforeLines="50" w:before="120" w:afterLines="50" w:after="120" w:line="240" w:lineRule="auto"/>
         <w:ind w:hanging="403"/>
-      </w:pPr>
-      <w:r>
-        <w:rPr>
-          <w:color w:val="E7E6E6" w:themeColor="background2"/>
+        <w:rPr>
+          <w:color w:val="D0CECE" w:themeColor="background2" w:themeShade="E6"/>
+        </w:rPr>
+      </w:pPr>
+      <w:r>
+        <w:rPr>
+          <w:color w:val="D0CECE" w:themeColor="background2" w:themeShade="E6"/>
         </w:rPr>
         <w:t>(3)</w:t>
       </w:r>
       <w:r>
+        <w:rPr>
+          <w:color w:val="D0CECE" w:themeColor="background2" w:themeShade="E6"/>
+        </w:rPr>
         <w:t xml:space="preserve"> IPv6 網際網路上的 IP address，每</w:t>
       </w:r>
       <w:proofErr w:type="gramStart"/>
       <w:r>
+        <w:rPr>
+          <w:color w:val="D0CECE" w:themeColor="background2" w:themeShade="E6"/>
+        </w:rPr>
         <w:t>個</w:t>
       </w:r>
       <w:proofErr w:type="gramEnd"/>
       <w:r>
+        <w:rPr>
+          <w:color w:val="D0CECE" w:themeColor="background2" w:themeShade="E6"/>
+        </w:rPr>
         <w:t xml:space="preserve"> IP address 總共有幾個位元組?①4 Bytes②8 Bytes③16 Bytes ④20 Bytes。 </w:t>
       </w:r>
     </w:p>
@@ -1429,42 +1627,60 @@
         </w:numPr>
         <w:spacing w:beforeLines="50" w:before="120" w:afterLines="50" w:after="120" w:line="240" w:lineRule="auto"/>
         <w:ind w:hanging="403"/>
-      </w:pPr>
-      <w:r>
-        <w:rPr>
-          <w:color w:val="E7E6E6" w:themeColor="background2"/>
+        <w:rPr>
+          <w:color w:val="D0CECE" w:themeColor="background2" w:themeShade="E6"/>
+        </w:rPr>
+      </w:pPr>
+      <w:r>
+        <w:rPr>
+          <w:color w:val="D0CECE" w:themeColor="background2" w:themeShade="E6"/>
         </w:rPr>
         <w:lastRenderedPageBreak/>
         <w:t>(4)</w:t>
       </w:r>
       <w:r>
+        <w:rPr>
+          <w:color w:val="D0CECE" w:themeColor="background2" w:themeShade="E6"/>
+        </w:rPr>
         <w:t xml:space="preserve"> 下列何者為 DHCP 伺服器之功能？①提供網路資料庫的管理功能</w:t>
       </w:r>
       <w:r>
         <w:rPr>
           <w:rFonts w:hint="eastAsia"/>
+          <w:color w:val="D0CECE" w:themeColor="background2" w:themeShade="E6"/>
         </w:rPr>
         <w:t xml:space="preserve"> </w:t>
       </w:r>
       <w:r>
+        <w:rPr>
+          <w:color w:val="D0CECE" w:themeColor="background2" w:themeShade="E6"/>
+        </w:rPr>
         <w:t>②提供檔案傳輸的服務</w:t>
       </w:r>
       <w:r>
         <w:rPr>
           <w:rFonts w:hint="eastAsia"/>
+          <w:color w:val="D0CECE" w:themeColor="background2" w:themeShade="E6"/>
         </w:rPr>
         <w:t xml:space="preserve"> </w:t>
       </w:r>
       <w:r>
+        <w:rPr>
+          <w:color w:val="D0CECE" w:themeColor="background2" w:themeShade="E6"/>
+        </w:rPr>
         <w:t>③提供網頁連結的服務</w:t>
       </w:r>
       <w:r>
         <w:rPr>
           <w:rFonts w:hint="eastAsia"/>
+          <w:color w:val="D0CECE" w:themeColor="background2" w:themeShade="E6"/>
         </w:rPr>
         <w:t xml:space="preserve"> </w:t>
       </w:r>
       <w:r>
+        <w:rPr>
+          <w:color w:val="D0CECE" w:themeColor="background2" w:themeShade="E6"/>
+        </w:rPr>
         <w:t xml:space="preserve">④動態的分配 IP 給使用者使用。 </w:t>
       </w:r>
     </w:p>
@@ -1476,41 +1692,59 @@
         </w:numPr>
         <w:spacing w:beforeLines="50" w:before="120" w:afterLines="50" w:after="120" w:line="240" w:lineRule="auto"/>
         <w:ind w:hanging="403"/>
-      </w:pPr>
-      <w:r>
-        <w:rPr>
-          <w:color w:val="E7E6E6" w:themeColor="background2"/>
+        <w:rPr>
+          <w:color w:val="D0CECE" w:themeColor="background2" w:themeShade="E6"/>
+        </w:rPr>
+      </w:pPr>
+      <w:r>
+        <w:rPr>
+          <w:color w:val="D0CECE" w:themeColor="background2" w:themeShade="E6"/>
         </w:rPr>
         <w:t>(3)</w:t>
       </w:r>
       <w:r>
+        <w:rPr>
+          <w:color w:val="D0CECE" w:themeColor="background2" w:themeShade="E6"/>
+        </w:rPr>
         <w:t xml:space="preserve"> 有關乙太網路(Ethernet)之敘述，下列何者「不正確」？①是一種區域網路</w:t>
       </w:r>
       <w:r>
         <w:rPr>
           <w:rFonts w:hint="eastAsia"/>
+          <w:color w:val="D0CECE" w:themeColor="background2" w:themeShade="E6"/>
         </w:rPr>
         <w:t xml:space="preserve"> </w:t>
       </w:r>
       <w:r>
+        <w:rPr>
+          <w:color w:val="D0CECE" w:themeColor="background2" w:themeShade="E6"/>
+        </w:rPr>
         <w:t>②採用 CSMA／CD 的通訊協定</w:t>
       </w:r>
       <w:r>
         <w:rPr>
           <w:rFonts w:hint="eastAsia"/>
+          <w:color w:val="D0CECE" w:themeColor="background2" w:themeShade="E6"/>
         </w:rPr>
         <w:t xml:space="preserve"> </w:t>
       </w:r>
       <w:r>
+        <w:rPr>
+          <w:color w:val="D0CECE" w:themeColor="background2" w:themeShade="E6"/>
+        </w:rPr>
         <w:t>③網路長度可至 2500 公尺</w:t>
       </w:r>
       <w:r>
         <w:rPr>
           <w:rFonts w:hint="eastAsia"/>
+          <w:color w:val="D0CECE" w:themeColor="background2" w:themeShade="E6"/>
         </w:rPr>
         <w:t xml:space="preserve"> </w:t>
       </w:r>
       <w:r>
+        <w:rPr>
+          <w:color w:val="D0CECE" w:themeColor="background2" w:themeShade="E6"/>
+        </w:rPr>
         <w:t xml:space="preserve">④傳送時不保證服務品質。 </w:t>
       </w:r>
     </w:p>
@@ -1589,32 +1823,56 @@
         </w:numPr>
         <w:spacing w:beforeLines="50" w:before="120" w:afterLines="50" w:after="120" w:line="240" w:lineRule="auto"/>
         <w:ind w:hanging="403"/>
-      </w:pPr>
-      <w:r>
-        <w:rPr>
-          <w:color w:val="E7E6E6" w:themeColor="background2"/>
+        <w:rPr>
+          <w:color w:val="D0CECE" w:themeColor="background2" w:themeShade="E6"/>
+        </w:rPr>
+      </w:pPr>
+      <w:r>
+        <w:rPr>
+          <w:color w:val="D0CECE" w:themeColor="background2" w:themeShade="E6"/>
         </w:rPr>
         <w:t>(3)</w:t>
       </w:r>
       <w:r>
+        <w:rPr>
+          <w:color w:val="D0CECE" w:themeColor="background2" w:themeShade="E6"/>
+        </w:rPr>
         <w:t xml:space="preserve"> 下列何者為正確的 Internet 服務及相對應的預設通訊埠？①TELNET：21</w:t>
       </w:r>
       <w:r>
+        <w:rPr>
+          <w:color w:val="D0CECE" w:themeColor="background2" w:themeShade="E6"/>
+        </w:rPr>
         <w:t xml:space="preserve"> </w:t>
       </w:r>
       <w:r>
+        <w:rPr>
+          <w:color w:val="D0CECE" w:themeColor="background2" w:themeShade="E6"/>
+        </w:rPr>
         <w:t>②FTP：23</w:t>
       </w:r>
       <w:r>
+        <w:rPr>
+          <w:color w:val="D0CECE" w:themeColor="background2" w:themeShade="E6"/>
+        </w:rPr>
         <w:t xml:space="preserve"> </w:t>
       </w:r>
       <w:r>
+        <w:rPr>
+          <w:color w:val="D0CECE" w:themeColor="background2" w:themeShade="E6"/>
+        </w:rPr>
         <w:t>③SMTP：25</w:t>
       </w:r>
       <w:r>
+        <w:rPr>
+          <w:color w:val="D0CECE" w:themeColor="background2" w:themeShade="E6"/>
+        </w:rPr>
         <w:t xml:space="preserve"> </w:t>
       </w:r>
       <w:r>
+        <w:rPr>
+          <w:color w:val="D0CECE" w:themeColor="background2" w:themeShade="E6"/>
+        </w:rPr>
         <w:t xml:space="preserve">④ HTTP：82。 </w:t>
       </w:r>
     </w:p>
@@ -1854,32 +2112,56 @@
         </w:numPr>
         <w:spacing w:beforeLines="50" w:before="120" w:afterLines="50" w:after="120" w:line="240" w:lineRule="auto"/>
         <w:ind w:hanging="403"/>
-      </w:pPr>
-      <w:r>
-        <w:rPr>
-          <w:color w:val="E7E6E6" w:themeColor="background2"/>
+        <w:rPr>
+          <w:color w:val="D0CECE" w:themeColor="background2" w:themeShade="E6"/>
+        </w:rPr>
+      </w:pPr>
+      <w:r>
+        <w:rPr>
+          <w:color w:val="D0CECE" w:themeColor="background2" w:themeShade="E6"/>
         </w:rPr>
         <w:t>(3)</w:t>
       </w:r>
       <w:r>
+        <w:rPr>
+          <w:color w:val="D0CECE" w:themeColor="background2" w:themeShade="E6"/>
+        </w:rPr>
         <w:t xml:space="preserve"> 下列何者為 Linux 作業系統之「系統管理者」的預設帳號？①administrator</w:t>
       </w:r>
       <w:r>
+        <w:rPr>
+          <w:color w:val="D0CECE" w:themeColor="background2" w:themeShade="E6"/>
+        </w:rPr>
         <w:t xml:space="preserve"> </w:t>
       </w:r>
       <w:r>
+        <w:rPr>
+          <w:color w:val="D0CECE" w:themeColor="background2" w:themeShade="E6"/>
+        </w:rPr>
         <w:t>②manager</w:t>
       </w:r>
       <w:r>
+        <w:rPr>
+          <w:color w:val="D0CECE" w:themeColor="background2" w:themeShade="E6"/>
+        </w:rPr>
         <w:t xml:space="preserve"> </w:t>
       </w:r>
       <w:r>
+        <w:rPr>
+          <w:color w:val="D0CECE" w:themeColor="background2" w:themeShade="E6"/>
+        </w:rPr>
         <w:t>③root</w:t>
       </w:r>
       <w:r>
+        <w:rPr>
+          <w:color w:val="D0CECE" w:themeColor="background2" w:themeShade="E6"/>
+        </w:rPr>
         <w:t xml:space="preserve"> </w:t>
       </w:r>
       <w:r>
+        <w:rPr>
+          <w:color w:val="D0CECE" w:themeColor="background2" w:themeShade="E6"/>
+        </w:rPr>
         <w:t xml:space="preserve">④supervisor。 </w:t>
       </w:r>
     </w:p>
@@ -1891,14 +2173,20 @@
         </w:numPr>
         <w:spacing w:beforeLines="50" w:before="120" w:afterLines="50" w:after="120" w:line="240" w:lineRule="auto"/>
         <w:ind w:hanging="403"/>
-      </w:pPr>
-      <w:r>
-        <w:rPr>
-          <w:color w:val="E7E6E6" w:themeColor="background2"/>
+        <w:rPr>
+          <w:color w:val="D0CECE" w:themeColor="background2" w:themeShade="E6"/>
+        </w:rPr>
+      </w:pPr>
+      <w:r>
+        <w:rPr>
+          <w:color w:val="D0CECE" w:themeColor="background2" w:themeShade="E6"/>
         </w:rPr>
         <w:t>(3)</w:t>
       </w:r>
       <w:r>
+        <w:rPr>
+          <w:color w:val="D0CECE" w:themeColor="background2" w:themeShade="E6"/>
+        </w:rPr>
         <w:t xml:space="preserve"> Windows 登入時，若鍵入的密碼其「大小寫不正確」會導致下列何種結果？①仍可以進入 Window s②進入 Windows 的安全模式③要求重新輸入密碼④Windows 將先關閉，並重新開機。 </w:t>
       </w:r>
     </w:p>
@@ -1938,14 +2226,20 @@
         </w:numPr>
         <w:spacing w:beforeLines="50" w:before="120" w:afterLines="50" w:after="120" w:line="240" w:lineRule="auto"/>
         <w:ind w:hanging="403"/>
-      </w:pPr>
-      <w:r>
-        <w:rPr>
-          <w:color w:val="E7E6E6" w:themeColor="background2"/>
+        <w:rPr>
+          <w:color w:val="D0CECE" w:themeColor="background2" w:themeShade="E6"/>
+        </w:rPr>
+      </w:pPr>
+      <w:r>
+        <w:rPr>
+          <w:color w:val="D0CECE" w:themeColor="background2" w:themeShade="E6"/>
         </w:rPr>
         <w:t>(4)</w:t>
       </w:r>
       <w:r>
+        <w:rPr>
+          <w:color w:val="D0CECE" w:themeColor="background2" w:themeShade="E6"/>
+        </w:rPr>
         <w:t xml:space="preserve"> 電腦中負責資源管理的軟體是下列何種？①編譯程式 (Compiler)②公用程式 (Utility)③應用程式 (Application)④作業系統 (Operating System)。 </w:t>
       </w:r>
     </w:p>
@@ -1957,22 +2251,34 @@
         </w:numPr>
         <w:spacing w:beforeLines="50" w:before="120" w:afterLines="50" w:after="120" w:line="240" w:lineRule="auto"/>
         <w:ind w:hanging="403"/>
-      </w:pPr>
-      <w:r>
-        <w:rPr>
-          <w:color w:val="E7E6E6" w:themeColor="background2"/>
+        <w:rPr>
+          <w:color w:val="D0CECE" w:themeColor="background2" w:themeShade="E6"/>
+        </w:rPr>
+      </w:pPr>
+      <w:r>
+        <w:rPr>
+          <w:color w:val="D0CECE" w:themeColor="background2" w:themeShade="E6"/>
         </w:rPr>
         <w:t>(2)</w:t>
       </w:r>
       <w:r>
+        <w:rPr>
+          <w:color w:val="D0CECE" w:themeColor="background2" w:themeShade="E6"/>
+        </w:rPr>
         <w:t xml:space="preserve"> 下列何者為 Linux 系統所採用的檔案系統？①</w:t>
       </w:r>
       <w:proofErr w:type="spellStart"/>
       <w:r>
+        <w:rPr>
+          <w:color w:val="D0CECE" w:themeColor="background2" w:themeShade="E6"/>
+        </w:rPr>
         <w:t>NTFS②XFS③HTFS④vms</w:t>
       </w:r>
       <w:proofErr w:type="spellEnd"/>
       <w:r>
+        <w:rPr>
+          <w:color w:val="D0CECE" w:themeColor="background2" w:themeShade="E6"/>
+        </w:rPr>
         <w:t>。</w:t>
       </w:r>
     </w:p>
@@ -3193,28 +3499,46 @@
           <w:numId w:val="4"/>
         </w:numPr>
         <w:ind w:left="478" w:hanging="404"/>
-      </w:pPr>
-      <w:r>
-        <w:rPr>
-          <w:color w:val="E7E6E6" w:themeColor="background2"/>
+        <w:rPr>
+          <w:color w:val="D0CECE" w:themeColor="background2" w:themeShade="E6"/>
+        </w:rPr>
+      </w:pPr>
+      <w:r>
+        <w:rPr>
+          <w:color w:val="D0CECE" w:themeColor="background2" w:themeShade="E6"/>
         </w:rPr>
         <w:t>(4)</w:t>
       </w:r>
       <w:r>
+        <w:rPr>
+          <w:color w:val="D0CECE" w:themeColor="background2" w:themeShade="E6"/>
+        </w:rPr>
         <w:t xml:space="preserve"> C/C++ 語言指令 switch 的流程控制變數「不可以」使用何種資料型態？</w:t>
       </w:r>
       <w:r>
+        <w:rPr>
+          <w:color w:val="D0CECE" w:themeColor="background2" w:themeShade="E6"/>
+        </w:rPr>
         <w:t>①</w:t>
       </w:r>
       <w:proofErr w:type="spellStart"/>
       <w:r>
+        <w:rPr>
+          <w:color w:val="D0CECE" w:themeColor="background2" w:themeShade="E6"/>
+        </w:rPr>
         <w:t>char②int③byte④doubl</w:t>
       </w:r>
       <w:r>
+        <w:rPr>
+          <w:color w:val="D0CECE" w:themeColor="background2" w:themeShade="E6"/>
+        </w:rPr>
         <w:t>e</w:t>
       </w:r>
       <w:proofErr w:type="spellEnd"/>
       <w:r>
+        <w:rPr>
+          <w:color w:val="D0CECE" w:themeColor="background2" w:themeShade="E6"/>
+        </w:rPr>
         <w:t xml:space="preserve">。 </w:t>
       </w:r>
     </w:p>
@@ -4232,14 +4556,20 @@
         </w:numPr>
         <w:spacing w:beforeLines="50" w:before="120" w:afterLines="50" w:after="120"/>
         <w:ind w:hanging="403"/>
-      </w:pPr>
-      <w:r>
-        <w:rPr>
-          <w:color w:val="E7E6E6" w:themeColor="background2"/>
+        <w:rPr>
+          <w:color w:val="D0CECE" w:themeColor="background2" w:themeShade="E6"/>
+        </w:rPr>
+      </w:pPr>
+      <w:r>
+        <w:rPr>
+          <w:color w:val="D0CECE" w:themeColor="background2" w:themeShade="E6"/>
         </w:rPr>
         <w:t>(2)</w:t>
       </w:r>
       <w:r>
+        <w:rPr>
+          <w:color w:val="D0CECE" w:themeColor="background2" w:themeShade="E6"/>
+        </w:rPr>
         <w:t xml:space="preserve"> 下列何種資料備份方式只有儲存當天修改的檔案？①完全備份②遞增備份③差異備份④隨機備份。 </w:t>
       </w:r>
     </w:p>
@@ -4251,14 +4581,20 @@
         </w:numPr>
         <w:spacing w:beforeLines="50" w:before="120" w:afterLines="50" w:after="120"/>
         <w:ind w:hanging="403"/>
-      </w:pPr>
-      <w:r>
-        <w:rPr>
-          <w:color w:val="E7E6E6" w:themeColor="background2"/>
+        <w:rPr>
+          <w:color w:val="D0CECE" w:themeColor="background2" w:themeShade="E6"/>
+        </w:rPr>
+      </w:pPr>
+      <w:r>
+        <w:rPr>
+          <w:color w:val="D0CECE" w:themeColor="background2" w:themeShade="E6"/>
         </w:rPr>
         <w:t>(3)</w:t>
       </w:r>
       <w:r>
+        <w:rPr>
+          <w:color w:val="D0CECE" w:themeColor="background2" w:themeShade="E6"/>
+        </w:rPr>
         <w:t xml:space="preserve"> 下列何種入侵偵測系統(Intrusion Detection Systems)是利用特徵(Signature)資料庫及事件比對方式，以偵測可能的攻擊或事件異常？①主機導向(Host-Based)②網路導向(Network-Based)③知識導向(Knowledge-Based)④行為導向(Behavior-Based)。 </w:t>
       </w:r>
     </w:p>
@@ -4315,14 +4651,20 @@
         </w:numPr>
         <w:spacing w:beforeLines="50" w:before="120" w:afterLines="50" w:after="120"/>
         <w:ind w:hanging="403"/>
-      </w:pPr>
-      <w:r>
-        <w:rPr>
-          <w:color w:val="E7E6E6" w:themeColor="background2"/>
+        <w:rPr>
+          <w:color w:val="D0CECE" w:themeColor="background2" w:themeShade="E6"/>
+        </w:rPr>
+      </w:pPr>
+      <w:r>
+        <w:rPr>
+          <w:color w:val="D0CECE" w:themeColor="background2" w:themeShade="E6"/>
         </w:rPr>
         <w:t>(2)</w:t>
       </w:r>
       <w:r>
+        <w:rPr>
+          <w:color w:val="D0CECE" w:themeColor="background2" w:themeShade="E6"/>
+        </w:rPr>
         <w:t xml:space="preserve"> 下列何種網路攻擊手法是利用假節點號碼取代有效來源或目的 IP 位址之行為？①偷窺(Sniffers)② 欺騙(Spoofing)③垃圾資訊(Spamming)④阻斷服務(Denial of Service)。 </w:t>
       </w:r>
     </w:p>
@@ -4365,32 +4707,56 @@
         </w:numPr>
         <w:spacing w:beforeLines="50" w:before="120" w:afterLines="50" w:after="120"/>
         <w:ind w:hanging="403"/>
-      </w:pPr>
-      <w:r>
-        <w:rPr>
-          <w:color w:val="E7E6E6" w:themeColor="background2"/>
+        <w:rPr>
+          <w:color w:val="D0CECE" w:themeColor="background2" w:themeShade="E6"/>
+        </w:rPr>
+      </w:pPr>
+      <w:r>
+        <w:rPr>
+          <w:color w:val="D0CECE" w:themeColor="background2" w:themeShade="E6"/>
         </w:rPr>
         <w:t>(4)</w:t>
       </w:r>
       <w:r>
+        <w:rPr>
+          <w:color w:val="D0CECE" w:themeColor="background2" w:themeShade="E6"/>
+        </w:rPr>
         <w:t xml:space="preserve"> 下列何者為可正確且及時將資料庫複製於異地之資料庫復原方法？①異動紀錄(Transaction Logging)</w:t>
       </w:r>
       <w:r>
+        <w:rPr>
+          <w:color w:val="D0CECE" w:themeColor="background2" w:themeShade="E6"/>
+        </w:rPr>
         <w:t xml:space="preserve"> </w:t>
       </w:r>
       <w:r>
+        <w:rPr>
+          <w:color w:val="D0CECE" w:themeColor="background2" w:themeShade="E6"/>
+        </w:rPr>
         <w:t>②遠端日誌(Remote Journaling)</w:t>
       </w:r>
       <w:r>
+        <w:rPr>
+          <w:color w:val="D0CECE" w:themeColor="background2" w:themeShade="E6"/>
+        </w:rPr>
         <w:t xml:space="preserve"> </w:t>
       </w:r>
       <w:r>
+        <w:rPr>
+          <w:color w:val="D0CECE" w:themeColor="background2" w:themeShade="E6"/>
+        </w:rPr>
         <w:t>③電子防護(Electronic Vaulting)</w:t>
       </w:r>
       <w:r>
+        <w:rPr>
+          <w:color w:val="D0CECE" w:themeColor="background2" w:themeShade="E6"/>
+        </w:rPr>
         <w:t xml:space="preserve"> </w:t>
       </w:r>
       <w:r>
+        <w:rPr>
+          <w:color w:val="D0CECE" w:themeColor="background2" w:themeShade="E6"/>
+        </w:rPr>
         <w:t xml:space="preserve">④遠端複本(Remote Mirroring)。 </w:t>
       </w:r>
     </w:p>
@@ -4433,14 +4799,20 @@
         </w:numPr>
         <w:spacing w:beforeLines="50" w:before="120" w:afterLines="50" w:after="120"/>
         <w:ind w:hanging="403"/>
-      </w:pPr>
-      <w:r>
-        <w:rPr>
-          <w:color w:val="E7E6E6" w:themeColor="background2"/>
+        <w:rPr>
+          <w:color w:val="D0CECE" w:themeColor="background2" w:themeShade="E6"/>
+        </w:rPr>
+      </w:pPr>
+      <w:r>
+        <w:rPr>
+          <w:color w:val="D0CECE" w:themeColor="background2" w:themeShade="E6"/>
         </w:rPr>
         <w:t>(4)</w:t>
       </w:r>
       <w:r>
+        <w:rPr>
+          <w:color w:val="D0CECE" w:themeColor="background2" w:themeShade="E6"/>
+        </w:rPr>
         <w:t xml:space="preserve"> 下列何種方法「不屬於」資訊系統安全的管理？①設定每個檔案的存取權限②每個使用者執行系統時，皆會在系統中留下變動日誌(Log)③不同使用者給予不同權限④限制每人使用時間。 </w:t>
       </w:r>
     </w:p>
@@ -4545,14 +4917,20 @@
         </w:numPr>
         <w:spacing w:beforeLines="50" w:before="120" w:afterLines="50" w:after="120"/>
         <w:ind w:hanging="403"/>
-      </w:pPr>
-      <w:r>
-        <w:rPr>
-          <w:color w:val="E7E6E6" w:themeColor="background2"/>
+        <w:rPr>
+          <w:color w:val="D0CECE" w:themeColor="background2" w:themeShade="E6"/>
+        </w:rPr>
+      </w:pPr>
+      <w:r>
+        <w:rPr>
+          <w:color w:val="D0CECE" w:themeColor="background2" w:themeShade="E6"/>
         </w:rPr>
         <w:t>(3)</w:t>
       </w:r>
       <w:r>
+        <w:rPr>
+          <w:color w:val="D0CECE" w:themeColor="background2" w:themeShade="E6"/>
+        </w:rPr>
         <w:t xml:space="preserve"> 有關重要的電腦系統如醫療系統、航空管制系統、戰情管制系統及捷運系統，在設計時通常會考慮當機的回復問題。下列何種方式是一般最常用的做法？①隨時準備當機時，立即回復人工作業，並時常加以演習②裝設自動控制溫度及防災設備，最重要應有 UPS 不斷電配備③同時裝設兩套或多套系統，以俾應變當機時之轉換運作④與同機型之電腦使用單位或電腦中心訂立應變時之支援合約，以便屆時作支援作業。 </w:t>
       </w:r>
     </w:p>
@@ -4751,14 +5129,20 @@
         </w:numPr>
         <w:spacing w:beforeLines="50" w:before="120" w:afterLines="50" w:after="120"/>
         <w:ind w:hanging="403"/>
-      </w:pPr>
-      <w:r>
-        <w:rPr>
-          <w:color w:val="E7E6E6" w:themeColor="background2"/>
+        <w:rPr>
+          <w:color w:val="D0CECE" w:themeColor="background2" w:themeShade="E6"/>
+        </w:rPr>
+      </w:pPr>
+      <w:r>
+        <w:rPr>
+          <w:color w:val="D0CECE" w:themeColor="background2" w:themeShade="E6"/>
         </w:rPr>
         <w:t>(2)</w:t>
       </w:r>
       <w:r>
+        <w:rPr>
+          <w:color w:val="D0CECE" w:themeColor="background2" w:themeShade="E6"/>
+        </w:rPr>
         <w:t xml:space="preserve"> 在網際網路應用程式服務中，防火牆是一項確保資訊安全的裝置，下列何者「不是」防火牆檢查的對象？①埠號(Port Number)②資料內容③來源端主機位址④目的端主機位址。 </w:t>
       </w:r>
     </w:p>
@@ -4770,14 +5154,20 @@
         </w:numPr>
         <w:spacing w:beforeLines="50" w:before="120" w:afterLines="50" w:after="120"/>
         <w:ind w:hanging="403"/>
-      </w:pPr>
-      <w:r>
-        <w:rPr>
-          <w:color w:val="E7E6E6" w:themeColor="background2"/>
+        <w:rPr>
+          <w:color w:val="D0CECE" w:themeColor="background2" w:themeShade="E6"/>
+        </w:rPr>
+      </w:pPr>
+      <w:r>
+        <w:rPr>
+          <w:color w:val="D0CECE" w:themeColor="background2" w:themeShade="E6"/>
         </w:rPr>
         <w:t>(3)</w:t>
       </w:r>
       <w:r>
+        <w:rPr>
+          <w:color w:val="D0CECE" w:themeColor="background2" w:themeShade="E6"/>
+        </w:rPr>
         <w:t xml:space="preserve"> 有關電腦病毒傳播方式，下列何者正確？①只要電腦有安裝防毒軟體，就不會感染電腦病毒②病毒不會透過電子郵件傳送③不隨意安裝來路不明的軟體，以降低感染電腦病毒的風險④病毒無法透過即時通訊軟體傳遞。 </w:t>
       </w:r>
     </w:p>
@@ -5091,41 +5481,59 @@
         </w:numPr>
         <w:spacing w:beforeLines="50" w:before="120" w:afterLines="50" w:after="120"/>
         <w:ind w:hanging="403"/>
-      </w:pPr>
-      <w:r>
-        <w:rPr>
-          <w:color w:val="E7E6E6" w:themeColor="background2"/>
+        <w:rPr>
+          <w:color w:val="D0CECE" w:themeColor="background2" w:themeShade="E6"/>
+        </w:rPr>
+      </w:pPr>
+      <w:r>
+        <w:rPr>
+          <w:color w:val="D0CECE" w:themeColor="background2" w:themeShade="E6"/>
         </w:rPr>
         <w:t>(1)</w:t>
       </w:r>
       <w:r>
+        <w:rPr>
+          <w:color w:val="D0CECE" w:themeColor="background2" w:themeShade="E6"/>
+        </w:rPr>
         <w:t xml:space="preserve"> 「設備防竊、門禁管制及防止破壞設備」是屬於下列何種資訊安全之要求？①實體安全</w:t>
       </w:r>
       <w:r>
         <w:rPr>
           <w:rFonts w:hint="eastAsia"/>
+          <w:color w:val="D0CECE" w:themeColor="background2" w:themeShade="E6"/>
         </w:rPr>
         <w:t xml:space="preserve"> </w:t>
       </w:r>
       <w:r>
+        <w:rPr>
+          <w:color w:val="D0CECE" w:themeColor="background2" w:themeShade="E6"/>
+        </w:rPr>
         <w:t>②資料安全</w:t>
       </w:r>
       <w:r>
         <w:rPr>
           <w:rFonts w:hint="eastAsia"/>
+          <w:color w:val="D0CECE" w:themeColor="background2" w:themeShade="E6"/>
         </w:rPr>
         <w:t xml:space="preserve"> </w:t>
       </w:r>
       <w:r>
+        <w:rPr>
+          <w:color w:val="D0CECE" w:themeColor="background2" w:themeShade="E6"/>
+        </w:rPr>
         <w:t>③程式安全</w:t>
       </w:r>
       <w:r>
         <w:rPr>
           <w:rFonts w:hint="eastAsia"/>
+          <w:color w:val="D0CECE" w:themeColor="background2" w:themeShade="E6"/>
         </w:rPr>
         <w:t xml:space="preserve"> </w:t>
       </w:r>
       <w:r>
+        <w:rPr>
+          <w:color w:val="D0CECE" w:themeColor="background2" w:themeShade="E6"/>
+        </w:rPr>
         <w:t xml:space="preserve">④系統安全。 </w:t>
       </w:r>
     </w:p>
@@ -5145,7 +5553,12 @@
         <w:t>(1)</w:t>
       </w:r>
       <w:r>
-        <w:t xml:space="preserve"> 「將資料定期備份」是屬於下列何種資訊安全之特性？①可用性②完整性③機密性④不可否認性。 </w:t>
+        <w:t xml:space="preserve"> 「將資料定期備份」是屬於下列何種資訊安</w:t>
+      </w:r>
+      <w:bookmarkStart w:id="0" w:name="_GoBack"/>
+      <w:bookmarkEnd w:id="0"/>
+      <w:r>
+        <w:t xml:space="preserve">全之特性？①可用性②完整性③機密性④不可否認性。 </w:t>
       </w:r>
     </w:p>
     <w:p>
@@ -5156,22 +5569,34 @@
         </w:numPr>
         <w:spacing w:beforeLines="50" w:before="120" w:afterLines="50" w:after="120"/>
         <w:ind w:hanging="403"/>
-      </w:pPr>
-      <w:r>
-        <w:rPr>
-          <w:color w:val="E7E6E6" w:themeColor="background2"/>
+        <w:rPr>
+          <w:color w:val="D0CECE" w:themeColor="background2" w:themeShade="E6"/>
+        </w:rPr>
+      </w:pPr>
+      <w:r>
+        <w:rPr>
+          <w:color w:val="D0CECE" w:themeColor="background2" w:themeShade="E6"/>
         </w:rPr>
         <w:t>(3)</w:t>
       </w:r>
       <w:r>
+        <w:rPr>
+          <w:color w:val="D0CECE" w:themeColor="background2" w:themeShade="E6"/>
+        </w:rPr>
         <w:t xml:space="preserve"> 有關非</w:t>
       </w:r>
       <w:proofErr w:type="gramStart"/>
       <w:r>
+        <w:rPr>
+          <w:color w:val="D0CECE" w:themeColor="background2" w:themeShade="E6"/>
+        </w:rPr>
         <w:t>對稱式加解</w:t>
       </w:r>
       <w:proofErr w:type="gramEnd"/>
       <w:r>
+        <w:rPr>
+          <w:color w:val="D0CECE" w:themeColor="background2" w:themeShade="E6"/>
+        </w:rPr>
         <w:t xml:space="preserve">密演算法之敘述，下列何者「不正確」？①提供機密性保護功能②加解密速度一般較對稱式加解密演算法慢③需將金鑰安全的傳送至對方，才能解密④提供不可否認性功能。 </w:t>
       </w:r>
     </w:p>
@@ -5183,32 +5608,56 @@
         </w:numPr>
         <w:spacing w:beforeLines="50" w:before="120" w:afterLines="50" w:after="120"/>
         <w:ind w:hanging="403"/>
-      </w:pPr>
-      <w:r>
-        <w:rPr>
-          <w:color w:val="E7E6E6" w:themeColor="background2"/>
+        <w:rPr>
+          <w:color w:val="D0CECE" w:themeColor="background2" w:themeShade="E6"/>
+        </w:rPr>
+      </w:pPr>
+      <w:r>
+        <w:rPr>
+          <w:color w:val="D0CECE" w:themeColor="background2" w:themeShade="E6"/>
         </w:rPr>
         <w:t>(3)</w:t>
       </w:r>
       <w:r>
+        <w:rPr>
+          <w:color w:val="D0CECE" w:themeColor="background2" w:themeShade="E6"/>
+        </w:rPr>
         <w:t xml:space="preserve"> 下列何種機制可允許分散各地的區域網路，透過公共網路安全地連接在一起？①WAN</w:t>
       </w:r>
       <w:r>
+        <w:rPr>
+          <w:color w:val="D0CECE" w:themeColor="background2" w:themeShade="E6"/>
+        </w:rPr>
         <w:t xml:space="preserve"> </w:t>
       </w:r>
       <w:r>
+        <w:rPr>
+          <w:color w:val="D0CECE" w:themeColor="background2" w:themeShade="E6"/>
+        </w:rPr>
         <w:t>②BAN</w:t>
       </w:r>
       <w:r>
+        <w:rPr>
+          <w:color w:val="D0CECE" w:themeColor="background2" w:themeShade="E6"/>
+        </w:rPr>
         <w:t xml:space="preserve"> </w:t>
       </w:r>
       <w:r>
+        <w:rPr>
+          <w:color w:val="D0CECE" w:themeColor="background2" w:themeShade="E6"/>
+        </w:rPr>
         <w:t>③VPN</w:t>
       </w:r>
       <w:r>
+        <w:rPr>
+          <w:color w:val="D0CECE" w:themeColor="background2" w:themeShade="E6"/>
+        </w:rPr>
         <w:t xml:space="preserve"> </w:t>
       </w:r>
       <w:r>
+        <w:rPr>
+          <w:color w:val="D0CECE" w:themeColor="background2" w:themeShade="E6"/>
+        </w:rPr>
         <w:t xml:space="preserve">④WSN。 </w:t>
       </w:r>
     </w:p>
@@ -5274,15 +5723,7 @@
         <w:rPr>
           <w:color w:val="F2F2F2" w:themeColor="background1" w:themeShade="F2"/>
         </w:rPr>
-        <w:t>基礎建設(Public Key Infrastructure, PKI)之敘述，下列何者「不正確」？①係基於非對稱式加解密演算法②公開金鑰必須對所有人保密③可驗證身分及資料來源④可用私密</w:t>
-      </w:r>
-      <w:bookmarkStart w:id="0" w:name="_GoBack"/>
-      <w:bookmarkEnd w:id="0"/>
-      <w:r>
-        <w:rPr>
-          <w:color w:val="F2F2F2" w:themeColor="background1" w:themeShade="F2"/>
-        </w:rPr>
-        <w:t xml:space="preserve">金鑰簽署將公布之文件。 </w:t>
+        <w:t xml:space="preserve">基礎建設(Public Key Infrastructure, PKI)之敘述，下列何者「不正確」？①係基於非對稱式加解密演算法②公開金鑰必須對所有人保密③可驗證身分及資料來源④可用私密金鑰簽署將公布之文件。 </w:t>
       </w:r>
     </w:p>
     <w:sectPr>
@@ -5365,14 +5806,27 @@
       </w:rPr>
       <w:t xml:space="preserve">of </w:t>
     </w:r>
-    <w:fldSimple w:instr=" NUMPAGES   \* MERGEFORMAT ">
-      <w:r>
-        <w:rPr>
-          <w:sz w:val="20"/>
-        </w:rPr>
-        <w:t>8</w:t>
-      </w:r>
-    </w:fldSimple>
+    <w:r>
+      <w:fldChar w:fldCharType="begin"/>
+    </w:r>
+    <w:r>
+      <w:instrText xml:space="preserve"> NUMPAGES   \* MERGEFORMAT </w:instrText>
+    </w:r>
+    <w:r>
+      <w:fldChar w:fldCharType="separate"/>
+    </w:r>
+    <w:r>
+      <w:rPr>
+        <w:sz w:val="20"/>
+      </w:rPr>
+      <w:t>8</w:t>
+    </w:r>
+    <w:r>
+      <w:rPr>
+        <w:sz w:val="20"/>
+      </w:rPr>
+      <w:fldChar w:fldCharType="end"/>
+    </w:r>
     <w:r>
       <w:rPr>
         <w:sz w:val="20"/>
@@ -5425,15 +5879,29 @@
       </w:rPr>
       <w:t xml:space="preserve">of </w:t>
     </w:r>
-    <w:fldSimple w:instr=" NUMPAGES   \* MERGEFORMAT ">
-      <w:r>
-        <w:rPr>
-          <w:noProof/>
-          <w:sz w:val="20"/>
-        </w:rPr>
-        <w:t>9</w:t>
-      </w:r>
-    </w:fldSimple>
+    <w:r>
+      <w:fldChar w:fldCharType="begin"/>
+    </w:r>
+    <w:r>
+      <w:instrText xml:space="preserve"> NUMPAGES   \* MERGEFORMAT </w:instrText>
+    </w:r>
+    <w:r>
+      <w:fldChar w:fldCharType="separate"/>
+    </w:r>
+    <w:r>
+      <w:rPr>
+        <w:noProof/>
+        <w:sz w:val="20"/>
+      </w:rPr>
+      <w:t>9</w:t>
+    </w:r>
+    <w:r>
+      <w:rPr>
+        <w:noProof/>
+        <w:sz w:val="20"/>
+      </w:rPr>
+      <w:fldChar w:fldCharType="end"/>
+    </w:r>
     <w:r>
       <w:rPr>
         <w:sz w:val="20"/>
@@ -5486,15 +5954,29 @@
       </w:rPr>
       <w:t xml:space="preserve">of </w:t>
     </w:r>
-    <w:fldSimple w:instr=" NUMPAGES   \* MERGEFORMAT ">
-      <w:r>
-        <w:rPr>
-          <w:noProof/>
-          <w:sz w:val="20"/>
-        </w:rPr>
-        <w:t>9</w:t>
-      </w:r>
-    </w:fldSimple>
+    <w:r>
+      <w:fldChar w:fldCharType="begin"/>
+    </w:r>
+    <w:r>
+      <w:instrText xml:space="preserve"> NUMPAGES   \* MERGEFORMAT </w:instrText>
+    </w:r>
+    <w:r>
+      <w:fldChar w:fldCharType="separate"/>
+    </w:r>
+    <w:r>
+      <w:rPr>
+        <w:noProof/>
+        <w:sz w:val="20"/>
+      </w:rPr>
+      <w:t>9</w:t>
+    </w:r>
+    <w:r>
+      <w:rPr>
+        <w:noProof/>
+        <w:sz w:val="20"/>
+      </w:rPr>
+      <w:fldChar w:fldCharType="end"/>
+    </w:r>
     <w:r>
       <w:rPr>
         <w:sz w:val="20"/>
@@ -5594,7 +6076,7 @@
             </wp:anchor>
           </w:drawing>
         </mc:Choice>
-        <mc:Fallback xmlns:cx1="http://schemas.microsoft.com/office/drawing/2015/9/8/chartex" xmlns:cx2="http://schemas.microsoft.com/office/drawing/2015/10/21/chartex" xmlns:cx3="http://schemas.microsoft.com/office/drawing/2016/5/9/chartex" xmlns:cx4="http://schemas.microsoft.com/office/drawing/2016/5/10/chartex" xmlns:cx5="http://schemas.microsoft.com/office/drawing/2016/5/11/chartex" xmlns:cx6="http://schemas.microsoft.com/office/drawing/2016/5/12/chartex" xmlns:cx7="http://schemas.microsoft.com/office/drawing/2016/5/13/chartex" xmlns:cx8="http://schemas.microsoft.com/office/drawing/2016/5/14/chartex" xmlns:aink="http://schemas.microsoft.com/office/drawing/2016/ink" xmlns:am3d="http://schemas.microsoft.com/office/drawing/2017/model3d" xmlns:w16cex="http://schemas.microsoft.com/office/word/2018/wordml/cex" xmlns:w16cid="http://schemas.microsoft.com/office/word/2016/wordml/cid" xmlns:w16="http://schemas.microsoft.com/office/word/2018/wordml" xmlns:w16sdtdh="http://schemas.microsoft.com/office/word/2020/wordml/sdtdatahash" xmlns:a="http://schemas.openxmlformats.org/drawingml/2006/main">
+        <mc:Fallback xmlns:a="http://schemas.openxmlformats.org/drawingml/2006/main" xmlns:w16sdtdh="http://schemas.microsoft.com/office/word/2020/wordml/sdtdatahash" xmlns:w16="http://schemas.microsoft.com/office/word/2018/wordml" xmlns:w16cid="http://schemas.microsoft.com/office/word/2016/wordml/cid" xmlns:w16cex="http://schemas.microsoft.com/office/word/2018/wordml/cex" xmlns:am3d="http://schemas.microsoft.com/office/drawing/2017/model3d" xmlns:aink="http://schemas.microsoft.com/office/drawing/2016/ink" xmlns:cx8="http://schemas.microsoft.com/office/drawing/2016/5/14/chartex" xmlns:cx7="http://schemas.microsoft.com/office/drawing/2016/5/13/chartex" xmlns:cx6="http://schemas.microsoft.com/office/drawing/2016/5/12/chartex" xmlns:cx5="http://schemas.microsoft.com/office/drawing/2016/5/11/chartex" xmlns:cx4="http://schemas.microsoft.com/office/drawing/2016/5/10/chartex" xmlns:cx3="http://schemas.microsoft.com/office/drawing/2016/5/9/chartex" xmlns:cx2="http://schemas.microsoft.com/office/drawing/2015/10/21/chartex" xmlns:cx1="http://schemas.microsoft.com/office/drawing/2015/9/8/chartex">
           <w:pict>
             <v:group id="Group 12963" style="width:700pt;height:668.18pt;position:absolute;z-index:-2147483648;mso-position-horizontal-relative:page;mso-position-horizontal:absolute;margin-left:8pt;mso-position-vertical-relative:page;margin-top:113.58pt;" coordsize="88900,84858">
               <v:shape id="Picture 12964" style="position:absolute;width:88900;height:84858;left:0;top:0;" filled="f">
